--- a/Week5/BTTH_NMAI_23110163_Tuan5.docx
+++ b/Week5/BTTH_NMAI_23110163_Tuan5.docx
@@ -99,7 +99,7 @@
           <w:b/>
           <w:bCs/>
         </w:rPr>
-        <w:t>4</w:t>
+        <w:t>5</w:t>
       </w:r>
     </w:p>
     <w:p>
